--- a/JEB/Reviews/Rebuttal letter.docx
+++ b/JEB/Reviews/Rebuttal letter.docx
@@ -560,43 +560,16 @@
           <w:lang w:eastAsia="en-GB"/>
           <w14:ligatures w14:val="none"/>
         </w:rPr>
-        <w:t>“Incubation temperatures fluctuated daily by ±</w:t>
-      </w:r>
-      <w:r>
-        <w:rPr>
-          <w:rFonts w:ascii="Times New Roman" w:eastAsia="Times New Roman" w:hAnsi="Times New Roman" w:cs="Times New Roman"/>
-          <w:kern w:val="0"/>
-          <w:lang w:eastAsia="en-GB"/>
-          <w14:ligatures w14:val="none"/>
-        </w:rPr>
-        <w:t xml:space="preserve"> </w:t>
-      </w:r>
-      <w:r>
-        <w:rPr>
-          <w:rFonts w:ascii="Times New Roman" w:eastAsia="Times New Roman" w:hAnsi="Times New Roman" w:cs="Times New Roman"/>
-          <w:kern w:val="0"/>
-          <w:lang w:eastAsia="en-GB"/>
-          <w14:ligatures w14:val="none"/>
-        </w:rPr>
-        <w:t>3</w:t>
-      </w:r>
-      <w:r>
-        <w:rPr>
-          <w:rFonts w:ascii="Times New Roman" w:eastAsia="Times New Roman" w:hAnsi="Times New Roman" w:cs="Times New Roman"/>
-          <w:kern w:val="0"/>
-          <w:lang w:eastAsia="en-GB"/>
-          <w14:ligatures w14:val="none"/>
-        </w:rPr>
-        <w:t xml:space="preserve"> </w:t>
-      </w:r>
-      <w:r>
-        <w:rPr>
-          <w:rFonts w:ascii="Times New Roman" w:eastAsia="Times New Roman" w:hAnsi="Times New Roman" w:cs="Times New Roman"/>
-          <w:kern w:val="0"/>
-          <w:lang w:eastAsia="en-GB"/>
-          <w14:ligatures w14:val="none"/>
-        </w:rPr>
-        <w:t>°C with all eggs within a treatment group experiencing identical thermal cycles.</w:t>
+        <w:t>“</w:t>
+      </w:r>
+      <w:r>
+        <w:rPr>
+          <w:rFonts w:ascii="Times New Roman" w:eastAsia="Times New Roman" w:hAnsi="Times New Roman" w:cs="Times New Roman"/>
+          <w:kern w:val="0"/>
+          <w:lang w:eastAsia="en-GB"/>
+          <w14:ligatures w14:val="none"/>
+        </w:rPr>
+        <w:t>Incubation temperatures fluctuated daily by ± 3 ºC with all eggs within a treatment group experiencing identical thermal cycles mimicking natural conditions.</w:t>
       </w:r>
       <w:r>
         <w:rPr>
@@ -611,11 +584,10 @@
         <w:rPr>
           <w:rFonts w:ascii="Times New Roman" w:eastAsia="Times New Roman" w:hAnsi="Times New Roman" w:cs="Times New Roman"/>
           <w:kern w:val="0"/>
-          <w:highlight w:val="yellow"/>
-          <w:lang w:eastAsia="en-GB"/>
-          <w14:ligatures w14:val="none"/>
-        </w:rPr>
-        <w:t>NEW LINES</w:t>
+          <w:lang w:eastAsia="en-GB"/>
+          <w14:ligatures w14:val="none"/>
+        </w:rPr>
+        <w:t>126-128</w:t>
       </w:r>
       <w:r>
         <w:rPr>
@@ -1491,7 +1463,7 @@
           <w:lang w:val="en-US" w:eastAsia="en-GB"/>
           <w14:ligatures w14:val="none"/>
         </w:rPr>
-        <w:t xml:space="preserve"> 2023) and reached more stressful temperatures daily as fluctuations occurred around the mean treatment temperature (i.e., 32</w:t>
+        <w:t xml:space="preserve"> 2023) and reached more stressful temperatures daily as fluctuations occurred around the mean treatment temperature (i.e., 3</w:t>
       </w:r>
       <w:r>
         <w:rPr>
@@ -1500,6 +1472,15 @@
           <w:lang w:val="en-US" w:eastAsia="en-GB"/>
           <w14:ligatures w14:val="none"/>
         </w:rPr>
+        <w:t>1</w:t>
+      </w:r>
+      <w:r>
+        <w:rPr>
+          <w:rFonts w:ascii="Times New Roman" w:eastAsia="Times New Roman" w:hAnsi="Times New Roman" w:cs="Times New Roman"/>
+          <w:kern w:val="0"/>
+          <w:lang w:val="en-US" w:eastAsia="en-GB"/>
+          <w14:ligatures w14:val="none"/>
+        </w:rPr>
         <w:t xml:space="preserve"> </w:t>
       </w:r>
       <w:r>
@@ -1527,17 +1508,16 @@
           <w:lang w:eastAsia="en-GB"/>
           <w14:ligatures w14:val="none"/>
         </w:rPr>
-        <w:t xml:space="preserve">” (Lines </w:t>
-      </w:r>
-      <w:r>
-        <w:rPr>
-          <w:rFonts w:ascii="Times New Roman" w:eastAsia="Times New Roman" w:hAnsi="Times New Roman" w:cs="Times New Roman"/>
-          <w:kern w:val="0"/>
-          <w:highlight w:val="yellow"/>
-          <w:lang w:eastAsia="en-GB"/>
-          <w14:ligatures w14:val="none"/>
-        </w:rPr>
-        <w:t>NEW LINES</w:t>
+        <w:t>” (Lines</w:t>
+      </w:r>
+      <w:r>
+        <w:rPr>
+          <w:rFonts w:ascii="Times New Roman" w:eastAsia="Times New Roman" w:hAnsi="Times New Roman" w:cs="Times New Roman"/>
+          <w:kern w:val="0"/>
+          <w:lang w:eastAsia="en-GB"/>
+          <w14:ligatures w14:val="none"/>
+        </w:rPr>
+        <w:t xml:space="preserve"> 124-132</w:t>
       </w:r>
       <w:r>
         <w:rPr>
@@ -1562,7 +1542,6 @@
       <w:pPr>
         <w:jc w:val="both"/>
         <w:rPr>
-          <w:ins w:id="0" w:author="Daniel Noble" w:date="2025-06-09T21:06:00Z" w16du:dateUtc="2025-06-09T11:06:00Z"/>
           <w:rFonts w:ascii="Times New Roman" w:eastAsia="Times New Roman" w:hAnsi="Times New Roman" w:cs="Times New Roman"/>
           <w:kern w:val="0"/>
           <w:lang w:eastAsia="en-GB"/>
@@ -1929,55 +1908,6 @@
         </w:rPr>
         <w:t>Journal of Experimental Biology</w:t>
       </w:r>
-      <w:del w:id="1" w:author="Pablo Recio Santiago" w:date="2025-06-10T11:34:00Z" w16du:dateUtc="2025-06-10T01:34:00Z">
-        <w:r>
-          <w:rPr>
-            <w:rFonts w:ascii="Times New Roman" w:eastAsia="Times New Roman" w:hAnsi="Times New Roman" w:cs="Times New Roman"/>
-            <w:kern w:val="0"/>
-            <w:lang w:eastAsia="en-GB"/>
-            <w14:ligatures w14:val="none"/>
-          </w:rPr>
-          <w:delText xml:space="preserve">; see </w:delText>
-        </w:r>
-        <w:r>
-          <w:rPr>
-            <w:rFonts w:ascii="Times New Roman" w:eastAsia="Times New Roman" w:hAnsi="Times New Roman" w:cs="Times New Roman"/>
-            <w:kern w:val="0"/>
-            <w:lang w:eastAsia="en-GB"/>
-            <w14:ligatures w14:val="none"/>
-          </w:rPr>
-          <w:delText xml:space="preserve">also </w:delText>
-        </w:r>
-        <w:r>
-          <w:rPr>
-            <w:rFonts w:ascii="Times New Roman" w:eastAsia="Times New Roman" w:hAnsi="Times New Roman" w:cs="Times New Roman"/>
-            <w:kern w:val="0"/>
-            <w:lang w:eastAsia="en-GB"/>
-            <w14:ligatures w14:val="none"/>
-          </w:rPr>
-          <w:delText xml:space="preserve">lines </w:delText>
-        </w:r>
-        <w:r>
-          <w:rPr>
-            <w:rFonts w:ascii="Times New Roman" w:eastAsia="Times New Roman" w:hAnsi="Times New Roman" w:cs="Times New Roman"/>
-            <w:kern w:val="0"/>
-            <w:highlight w:val="yellow"/>
-            <w:lang w:eastAsia="en-GB"/>
-            <w14:ligatures w14:val="none"/>
-          </w:rPr>
-          <w:delText xml:space="preserve">NEW LINES </w:delText>
-        </w:r>
-        <w:r>
-          <w:rPr>
-            <w:rFonts w:ascii="Times New Roman" w:eastAsia="Times New Roman" w:hAnsi="Times New Roman" w:cs="Times New Roman"/>
-            <w:kern w:val="0"/>
-            <w:highlight w:val="yellow"/>
-            <w:lang w:eastAsia="en-GB"/>
-            <w14:ligatures w14:val="none"/>
-          </w:rPr>
-          <w:delText>IN DISCUSSION</w:delText>
-        </w:r>
-      </w:del>
       <w:r>
         <w:rPr>
           <w:rFonts w:ascii="Times New Roman" w:eastAsia="Times New Roman" w:hAnsi="Times New Roman" w:cs="Times New Roman"/>
@@ -1996,205 +1926,175 @@
         </w:rPr>
         <w:t>.</w:t>
       </w:r>
-      <w:ins w:id="2" w:author="Pablo Recio Santiago" w:date="2025-06-10T11:06:00Z" w16du:dateUtc="2025-06-10T01:06:00Z">
-        <w:r>
-          <w:rPr>
-            <w:rFonts w:ascii="Times New Roman" w:eastAsia="Times New Roman" w:hAnsi="Times New Roman" w:cs="Times New Roman"/>
-            <w:kern w:val="0"/>
-            <w:lang w:eastAsia="en-GB"/>
-            <w14:ligatures w14:val="none"/>
-          </w:rPr>
-          <w:t xml:space="preserve"> We have included and discussed this alternative hypothesis in the manuscript: </w:t>
-        </w:r>
-      </w:ins>
-      <w:ins w:id="3" w:author="Pablo Recio Santiago" w:date="2025-06-10T11:07:00Z" w16du:dateUtc="2025-06-10T01:07:00Z">
-        <w:r>
-          <w:rPr>
-            <w:rFonts w:ascii="Times New Roman" w:eastAsia="Times New Roman" w:hAnsi="Times New Roman" w:cs="Times New Roman"/>
-            <w:kern w:val="0"/>
-            <w:lang w:eastAsia="en-GB"/>
-            <w14:ligatures w14:val="none"/>
-          </w:rPr>
-          <w:t>“</w:t>
-        </w:r>
-      </w:ins>
-      <w:ins w:id="4" w:author="Pablo Recio Santiago" w:date="2025-06-10T11:33:00Z" w16du:dateUtc="2025-06-10T01:33:00Z">
-        <w:r>
-          <w:rPr>
-            <w:rFonts w:ascii="Times New Roman" w:eastAsia="Times New Roman" w:hAnsi="Times New Roman" w:cs="Times New Roman"/>
-            <w:kern w:val="0"/>
-            <w:lang w:eastAsia="en-GB"/>
-            <w14:ligatures w14:val="none"/>
-          </w:rPr>
-          <w:t>Alternatively, the experimental treatments may not have been sufficiently challenging to elicit detectable effects, and the apparent resilience observed in _</w:t>
-        </w:r>
-        <w:r>
-          <w:rPr>
-            <w:rFonts w:ascii="Times New Roman" w:eastAsia="Times New Roman" w:hAnsi="Times New Roman" w:cs="Times New Roman"/>
-            <w:i/>
-            <w:iCs/>
-            <w:kern w:val="0"/>
-            <w:lang w:eastAsia="en-GB"/>
-            <w14:ligatures w14:val="none"/>
-            <w:rPrChange w:id="5" w:author="Pablo Recio Santiago" w:date="2025-06-10T11:33:00Z" w16du:dateUtc="2025-06-10T01:33:00Z">
-              <w:rPr>
-                <w:rFonts w:ascii="Times New Roman" w:eastAsia="Times New Roman" w:hAnsi="Times New Roman" w:cs="Times New Roman"/>
-                <w:kern w:val="0"/>
-                <w:lang w:eastAsia="en-GB"/>
-                <w14:ligatures w14:val="none"/>
-              </w:rPr>
-            </w:rPrChange>
-          </w:rPr>
-          <w:t>L. delicata</w:t>
-        </w:r>
-        <w:r>
-          <w:rPr>
-            <w:rFonts w:ascii="Times New Roman" w:eastAsia="Times New Roman" w:hAnsi="Times New Roman" w:cs="Times New Roman"/>
-            <w:kern w:val="0"/>
-            <w:lang w:eastAsia="en-GB"/>
-            <w14:ligatures w14:val="none"/>
-          </w:rPr>
-          <w:t xml:space="preserve">_ may reflect the relatively mild nature of the prenatal conditions. However, our CORT treatment elevated CORT levels in eggs above two standard deviations the natural mean concentration </w:t>
-        </w:r>
-        <w:r>
-          <w:rPr>
-            <w:rFonts w:ascii="Times New Roman" w:eastAsia="Times New Roman" w:hAnsi="Times New Roman" w:cs="Times New Roman"/>
-            <w:kern w:val="0"/>
-            <w:lang w:eastAsia="en-GB"/>
-            <w14:ligatures w14:val="none"/>
-          </w:rPr>
-          <w:t>(Crino et al., 2024)</w:t>
-        </w:r>
-        <w:r>
-          <w:rPr>
-            <w:rFonts w:ascii="Times New Roman" w:eastAsia="Times New Roman" w:hAnsi="Times New Roman" w:cs="Times New Roman"/>
-            <w:kern w:val="0"/>
-            <w:lang w:eastAsia="en-GB"/>
-            <w14:ligatures w14:val="none"/>
-          </w:rPr>
-          <w:t xml:space="preserve">, while our thermal regimes were both beyond the </w:t>
-        </w:r>
-        <w:proofErr w:type="spellStart"/>
-        <w:r>
-          <w:rPr>
-            <w:rFonts w:ascii="Times New Roman" w:eastAsia="Times New Roman" w:hAnsi="Times New Roman" w:cs="Times New Roman"/>
-            <w:kern w:val="0"/>
-            <w:lang w:eastAsia="en-GB"/>
-            <w14:ligatures w14:val="none"/>
-          </w:rPr>
-          <w:t>T</w:t>
-        </w:r>
-        <w:r>
-          <w:rPr>
-            <w:rFonts w:ascii="Times New Roman" w:eastAsia="Times New Roman" w:hAnsi="Times New Roman" w:cs="Times New Roman"/>
-            <w:kern w:val="0"/>
-            <w:vertAlign w:val="subscript"/>
-            <w:lang w:eastAsia="en-GB"/>
-            <w14:ligatures w14:val="none"/>
-            <w:rPrChange w:id="6" w:author="Pablo Recio Santiago" w:date="2025-06-10T11:34:00Z" w16du:dateUtc="2025-06-10T01:34:00Z">
-              <w:rPr>
-                <w:rFonts w:ascii="Times New Roman" w:eastAsia="Times New Roman" w:hAnsi="Times New Roman" w:cs="Times New Roman"/>
-                <w:kern w:val="0"/>
-                <w:lang w:eastAsia="en-GB"/>
-                <w14:ligatures w14:val="none"/>
-              </w:rPr>
-            </w:rPrChange>
-          </w:rPr>
-          <w:t>opt</w:t>
-        </w:r>
-        <w:proofErr w:type="spellEnd"/>
-        <w:r>
-          <w:rPr>
-            <w:rFonts w:ascii="Times New Roman" w:eastAsia="Times New Roman" w:hAnsi="Times New Roman" w:cs="Times New Roman"/>
-            <w:kern w:val="0"/>
-            <w:lang w:eastAsia="en-GB"/>
-            <w14:ligatures w14:val="none"/>
-          </w:rPr>
-          <w:t xml:space="preserve"> in this species </w:t>
-        </w:r>
-      </w:ins>
-      <w:ins w:id="7" w:author="Pablo Recio Santiago" w:date="2025-06-10T11:34:00Z" w16du:dateUtc="2025-06-10T01:34:00Z">
-        <w:r>
-          <w:rPr>
-            <w:rFonts w:ascii="Times New Roman" w:eastAsia="Times New Roman" w:hAnsi="Times New Roman" w:cs="Times New Roman"/>
-            <w:kern w:val="0"/>
-            <w:lang w:eastAsia="en-GB"/>
-            <w14:ligatures w14:val="none"/>
-          </w:rPr>
-          <w:t>(Pettersen et al., 2023)</w:t>
-        </w:r>
-      </w:ins>
-      <w:ins w:id="8" w:author="Pablo Recio Santiago" w:date="2025-06-10T11:33:00Z" w16du:dateUtc="2025-06-10T01:33:00Z">
-        <w:r>
-          <w:rPr>
-            <w:rFonts w:ascii="Times New Roman" w:eastAsia="Times New Roman" w:hAnsi="Times New Roman" w:cs="Times New Roman"/>
-            <w:kern w:val="0"/>
-            <w:lang w:eastAsia="en-GB"/>
-            <w14:ligatures w14:val="none"/>
-          </w:rPr>
-          <w:t xml:space="preserve"> and yet within the range of nesting temperatures in the wild </w:t>
-        </w:r>
-      </w:ins>
-      <w:ins w:id="9" w:author="Pablo Recio Santiago" w:date="2025-06-10T11:34:00Z" w16du:dateUtc="2025-06-10T01:34:00Z">
-        <w:r>
-          <w:rPr>
-            <w:rFonts w:ascii="Times New Roman" w:eastAsia="Times New Roman" w:hAnsi="Times New Roman" w:cs="Times New Roman"/>
-            <w:kern w:val="0"/>
-            <w:lang w:eastAsia="en-GB"/>
-            <w14:ligatures w14:val="none"/>
-          </w:rPr>
-          <w:t>(Cheetham et al., 2011)</w:t>
-        </w:r>
-      </w:ins>
-      <w:ins w:id="10" w:author="Pablo Recio Santiago" w:date="2025-06-10T11:33:00Z" w16du:dateUtc="2025-06-10T01:33:00Z">
-        <w:r>
-          <w:rPr>
-            <w:rFonts w:ascii="Times New Roman" w:eastAsia="Times New Roman" w:hAnsi="Times New Roman" w:cs="Times New Roman"/>
-            <w:kern w:val="0"/>
-            <w:lang w:eastAsia="en-GB"/>
-            <w14:ligatures w14:val="none"/>
-          </w:rPr>
-          <w:t>. Therefore, we consider that our manipulations represent biologically relevant, ecologically realistic stressors. Nonetheless, future studies could explore whether more extreme conditions, such as prolonged exposure elevated CORT or incubation temperatures beyond the natural nesting limits would affect brain function and cognition in _L. delicata_ or other lizard species.</w:t>
-        </w:r>
-      </w:ins>
-      <w:ins w:id="11" w:author="Pablo Recio Santiago" w:date="2025-06-10T11:07:00Z" w16du:dateUtc="2025-06-10T01:07:00Z">
-        <w:r>
-          <w:rPr>
-            <w:rFonts w:ascii="Times New Roman" w:eastAsia="Times New Roman" w:hAnsi="Times New Roman" w:cs="Times New Roman"/>
-            <w:kern w:val="0"/>
-            <w:lang w:eastAsia="en-GB"/>
-            <w14:ligatures w14:val="none"/>
-          </w:rPr>
-          <w:t xml:space="preserve">” (Lines </w:t>
-        </w:r>
-        <w:r>
-          <w:rPr>
-            <w:rFonts w:ascii="Times New Roman" w:eastAsia="Times New Roman" w:hAnsi="Times New Roman" w:cs="Times New Roman"/>
-            <w:kern w:val="0"/>
-            <w:highlight w:val="yellow"/>
-            <w:lang w:eastAsia="en-GB"/>
-            <w14:ligatures w14:val="none"/>
-            <w:rPrChange w:id="12" w:author="Pablo Recio Santiago" w:date="2025-06-10T11:34:00Z" w16du:dateUtc="2025-06-10T01:34:00Z">
-              <w:rPr>
-                <w:rFonts w:ascii="Times New Roman" w:eastAsia="Times New Roman" w:hAnsi="Times New Roman" w:cs="Times New Roman"/>
-                <w:kern w:val="0"/>
-                <w:lang w:eastAsia="en-GB"/>
-                <w14:ligatures w14:val="none"/>
-              </w:rPr>
-            </w:rPrChange>
-          </w:rPr>
-          <w:t>NEW LINES</w:t>
-        </w:r>
-        <w:r>
-          <w:rPr>
-            <w:rFonts w:ascii="Times New Roman" w:eastAsia="Times New Roman" w:hAnsi="Times New Roman" w:cs="Times New Roman"/>
-            <w:kern w:val="0"/>
-            <w:lang w:eastAsia="en-GB"/>
-            <w14:ligatures w14:val="none"/>
-          </w:rPr>
-          <w:t>).</w:t>
-        </w:r>
-      </w:ins>
+      <w:r>
+        <w:rPr>
+          <w:rFonts w:ascii="Times New Roman" w:eastAsia="Times New Roman" w:hAnsi="Times New Roman" w:cs="Times New Roman"/>
+          <w:kern w:val="0"/>
+          <w:lang w:eastAsia="en-GB"/>
+          <w14:ligatures w14:val="none"/>
+        </w:rPr>
+        <w:t xml:space="preserve"> We have included and discussed this alternative hypothesis in the manuscript: “</w:t>
+      </w:r>
+      <w:r>
+        <w:rPr>
+          <w:rFonts w:ascii="Times New Roman" w:eastAsia="Times New Roman" w:hAnsi="Times New Roman" w:cs="Times New Roman"/>
+          <w:kern w:val="0"/>
+          <w:lang w:eastAsia="en-GB"/>
+          <w14:ligatures w14:val="none"/>
+        </w:rPr>
+        <w:t xml:space="preserve">Alternatively, the experimental treatments may not have been sufficiently challenging to elicit detectable effects, and the apparent resilience observed in </w:t>
+      </w:r>
+      <w:r>
+        <w:rPr>
+          <w:rFonts w:ascii="Times New Roman" w:eastAsia="Times New Roman" w:hAnsi="Times New Roman" w:cs="Times New Roman"/>
+          <w:i/>
+          <w:iCs/>
+          <w:kern w:val="0"/>
+          <w:lang w:eastAsia="en-GB"/>
+          <w14:ligatures w14:val="none"/>
+        </w:rPr>
+        <w:t>L. delicata</w:t>
+      </w:r>
+      <w:r>
+        <w:rPr>
+          <w:rFonts w:ascii="Times New Roman" w:eastAsia="Times New Roman" w:hAnsi="Times New Roman" w:cs="Times New Roman"/>
+          <w:kern w:val="0"/>
+          <w:lang w:eastAsia="en-GB"/>
+          <w14:ligatures w14:val="none"/>
+        </w:rPr>
+        <w:t xml:space="preserve"> may reflect the relatively mild nature of the prenatal conditions. However, our CORT treatment elevated CORT levels in eggs above two standard deviations the natural mean concentration </w:t>
+      </w:r>
+      <w:r>
+        <w:rPr>
+          <w:rFonts w:ascii="Times New Roman" w:eastAsia="Times New Roman" w:hAnsi="Times New Roman" w:cs="Times New Roman"/>
+          <w:kern w:val="0"/>
+          <w:lang w:eastAsia="en-GB"/>
+          <w14:ligatures w14:val="none"/>
+        </w:rPr>
+        <w:t>(Crino et al., 2024)</w:t>
+      </w:r>
+      <w:r>
+        <w:rPr>
+          <w:rFonts w:ascii="Times New Roman" w:eastAsia="Times New Roman" w:hAnsi="Times New Roman" w:cs="Times New Roman"/>
+          <w:kern w:val="0"/>
+          <w:lang w:eastAsia="en-GB"/>
+          <w14:ligatures w14:val="none"/>
+        </w:rPr>
+        <w:t xml:space="preserve">, while our thermal regimes were both beyond the </w:t>
+      </w:r>
+      <w:proofErr w:type="spellStart"/>
+      <w:r>
+        <w:rPr>
+          <w:rFonts w:ascii="Times New Roman" w:eastAsia="Times New Roman" w:hAnsi="Times New Roman" w:cs="Times New Roman"/>
+          <w:kern w:val="0"/>
+          <w:lang w:eastAsia="en-GB"/>
+          <w14:ligatures w14:val="none"/>
+        </w:rPr>
+        <w:t>T</w:t>
+      </w:r>
+      <w:r>
+        <w:rPr>
+          <w:rFonts w:ascii="Times New Roman" w:eastAsia="Times New Roman" w:hAnsi="Times New Roman" w:cs="Times New Roman"/>
+          <w:kern w:val="0"/>
+          <w:vertAlign w:val="subscript"/>
+          <w:lang w:eastAsia="en-GB"/>
+          <w14:ligatures w14:val="none"/>
+        </w:rPr>
+        <w:t>opt</w:t>
+      </w:r>
+      <w:proofErr w:type="spellEnd"/>
+      <w:r>
+        <w:rPr>
+          <w:rFonts w:ascii="Times New Roman" w:eastAsia="Times New Roman" w:hAnsi="Times New Roman" w:cs="Times New Roman"/>
+          <w:kern w:val="0"/>
+          <w:lang w:eastAsia="en-GB"/>
+          <w14:ligatures w14:val="none"/>
+        </w:rPr>
+        <w:t xml:space="preserve"> in this species </w:t>
+      </w:r>
+      <w:r>
+        <w:rPr>
+          <w:rFonts w:ascii="Times New Roman" w:eastAsia="Times New Roman" w:hAnsi="Times New Roman" w:cs="Times New Roman"/>
+          <w:kern w:val="0"/>
+          <w:lang w:eastAsia="en-GB"/>
+          <w14:ligatures w14:val="none"/>
+        </w:rPr>
+        <w:t>(Pettersen et al., 2023)</w:t>
+      </w:r>
+      <w:r>
+        <w:rPr>
+          <w:rFonts w:ascii="Times New Roman" w:eastAsia="Times New Roman" w:hAnsi="Times New Roman" w:cs="Times New Roman"/>
+          <w:kern w:val="0"/>
+          <w:lang w:eastAsia="en-GB"/>
+          <w14:ligatures w14:val="none"/>
+        </w:rPr>
+        <w:t xml:space="preserve"> and yet within the range of nesting temperatures in the wild </w:t>
+      </w:r>
+      <w:r>
+        <w:rPr>
+          <w:rFonts w:ascii="Times New Roman" w:eastAsia="Times New Roman" w:hAnsi="Times New Roman" w:cs="Times New Roman"/>
+          <w:kern w:val="0"/>
+          <w:lang w:eastAsia="en-GB"/>
+          <w14:ligatures w14:val="none"/>
+        </w:rPr>
+        <w:t>(Cheetham et al., 2011)</w:t>
+      </w:r>
+      <w:r>
+        <w:rPr>
+          <w:rFonts w:ascii="Times New Roman" w:eastAsia="Times New Roman" w:hAnsi="Times New Roman" w:cs="Times New Roman"/>
+          <w:kern w:val="0"/>
+          <w:lang w:eastAsia="en-GB"/>
+          <w14:ligatures w14:val="none"/>
+        </w:rPr>
+        <w:t xml:space="preserve">. Therefore, we consider that our manipulations represent biologically relevant, ecologically realistic stressors. Nonetheless, future studies could explore whether more extreme conditions, such as prolonged exposure elevated CORT or incubation temperatures beyond the natural nesting limits would affect brain function and cognition in </w:t>
+      </w:r>
+      <w:r>
+        <w:rPr>
+          <w:rFonts w:ascii="Times New Roman" w:eastAsia="Times New Roman" w:hAnsi="Times New Roman" w:cs="Times New Roman"/>
+          <w:i/>
+          <w:iCs/>
+          <w:kern w:val="0"/>
+          <w:lang w:eastAsia="en-GB"/>
+          <w14:ligatures w14:val="none"/>
+        </w:rPr>
+        <w:t>L. delicata</w:t>
+      </w:r>
+      <w:r>
+        <w:rPr>
+          <w:rFonts w:ascii="Times New Roman" w:eastAsia="Times New Roman" w:hAnsi="Times New Roman" w:cs="Times New Roman"/>
+          <w:kern w:val="0"/>
+          <w:lang w:eastAsia="en-GB"/>
+          <w14:ligatures w14:val="none"/>
+        </w:rPr>
+        <w:t xml:space="preserve"> or other lizard species.</w:t>
+      </w:r>
+      <w:r>
+        <w:rPr>
+          <w:rFonts w:ascii="Times New Roman" w:eastAsia="Times New Roman" w:hAnsi="Times New Roman" w:cs="Times New Roman"/>
+          <w:kern w:val="0"/>
+          <w:lang w:eastAsia="en-GB"/>
+          <w14:ligatures w14:val="none"/>
+        </w:rPr>
+        <w:t>” (Lines</w:t>
+      </w:r>
+      <w:r>
+        <w:rPr>
+          <w:rFonts w:ascii="Times New Roman" w:eastAsia="Times New Roman" w:hAnsi="Times New Roman" w:cs="Times New Roman"/>
+          <w:kern w:val="0"/>
+          <w:lang w:eastAsia="en-GB"/>
+          <w14:ligatures w14:val="none"/>
+        </w:rPr>
+        <w:t xml:space="preserve"> 279-288</w:t>
+      </w:r>
+      <w:r>
+        <w:rPr>
+          <w:rFonts w:ascii="Times New Roman" w:eastAsia="Times New Roman" w:hAnsi="Times New Roman" w:cs="Times New Roman"/>
+          <w:kern w:val="0"/>
+          <w:lang w:eastAsia="en-GB"/>
+          <w14:ligatures w14:val="none"/>
+        </w:rPr>
+        <w:t>).</w:t>
+      </w:r>
       <w:r>
         <w:rPr>
           <w:rFonts w:ascii="Times New Roman" w:eastAsia="Times New Roman" w:hAnsi="Times New Roman" w:cs="Times New Roman"/>
@@ -2204,108 +2104,6 @@
         </w:rPr>
         <w:t xml:space="preserve"> </w:t>
       </w:r>
-      <w:del w:id="13" w:author="Pablo Recio Santiago" w:date="2025-06-10T11:06:00Z" w16du:dateUtc="2025-06-10T01:06:00Z">
-        <w:r>
-          <w:rPr>
-            <w:rFonts w:ascii="Times New Roman" w:eastAsia="Times New Roman" w:hAnsi="Times New Roman" w:cs="Times New Roman"/>
-            <w:kern w:val="0"/>
-            <w:lang w:eastAsia="en-GB"/>
-            <w14:ligatures w14:val="none"/>
-          </w:rPr>
-          <w:delText>We have included some information in Methods</w:delText>
-        </w:r>
-        <w:r>
-          <w:rPr>
-            <w:rFonts w:ascii="Times New Roman" w:eastAsia="Times New Roman" w:hAnsi="Times New Roman" w:cs="Times New Roman"/>
-            <w:kern w:val="0"/>
-            <w:lang w:eastAsia="en-GB"/>
-            <w14:ligatures w14:val="none"/>
-          </w:rPr>
-          <w:delText xml:space="preserve"> to better reflect the potential impact of our prenatal conditions</w:delText>
-        </w:r>
-        <w:r>
-          <w:rPr>
-            <w:rFonts w:ascii="Times New Roman" w:eastAsia="Times New Roman" w:hAnsi="Times New Roman" w:cs="Times New Roman"/>
-            <w:kern w:val="0"/>
-            <w:lang w:eastAsia="en-GB"/>
-            <w14:ligatures w14:val="none"/>
-          </w:rPr>
-          <w:delText>: “</w:delText>
-        </w:r>
-        <w:r>
-          <w:rPr>
-            <w:rFonts w:ascii="Times New Roman" w:eastAsia="Times New Roman" w:hAnsi="Times New Roman" w:cs="Times New Roman"/>
-            <w:kern w:val="0"/>
-            <w:lang w:eastAsia="en-GB"/>
-            <w14:ligatures w14:val="none"/>
-          </w:rPr>
-          <w:delText>CORT dose increased mean yolk CORT levels 2 standard deviations</w:delText>
-        </w:r>
-        <w:r>
-          <w:rPr>
-            <w:rFonts w:ascii="Times New Roman" w:eastAsia="Times New Roman" w:hAnsi="Times New Roman" w:cs="Times New Roman"/>
-            <w:kern w:val="0"/>
-            <w:lang w:eastAsia="en-GB"/>
-            <w14:ligatures w14:val="none"/>
-          </w:rPr>
-          <w:delText xml:space="preserve"> </w:delText>
-        </w:r>
-        <w:r>
-          <w:rPr>
-            <w:rFonts w:ascii="Times New Roman" w:eastAsia="Times New Roman" w:hAnsi="Times New Roman" w:cs="Times New Roman"/>
-            <w:kern w:val="0"/>
-            <w:lang w:eastAsia="en-GB"/>
-            <w14:ligatures w14:val="none"/>
-          </w:rPr>
-          <w:delText>higher than control eggs in previous studies (Crino et al., 2024).</w:delText>
-        </w:r>
-        <w:r>
-          <w:rPr>
-            <w:rFonts w:ascii="Times New Roman" w:eastAsia="Times New Roman" w:hAnsi="Times New Roman" w:cs="Times New Roman"/>
-            <w:kern w:val="0"/>
-            <w:lang w:eastAsia="en-GB"/>
-            <w14:ligatures w14:val="none"/>
-          </w:rPr>
-          <w:delText>”</w:delText>
-        </w:r>
-        <w:r>
-          <w:rPr>
-            <w:rFonts w:ascii="Times New Roman" w:eastAsia="Times New Roman" w:hAnsi="Times New Roman" w:cs="Times New Roman"/>
-            <w:kern w:val="0"/>
-            <w:lang w:eastAsia="en-GB"/>
-            <w14:ligatures w14:val="none"/>
-          </w:rPr>
-          <w:delText xml:space="preserve"> (Lines </w:delText>
-        </w:r>
-        <w:r>
-          <w:rPr>
-            <w:rFonts w:ascii="Times New Roman" w:eastAsia="Times New Roman" w:hAnsi="Times New Roman" w:cs="Times New Roman"/>
-            <w:kern w:val="0"/>
-            <w:highlight w:val="yellow"/>
-            <w:lang w:eastAsia="en-GB"/>
-            <w14:ligatures w14:val="none"/>
-          </w:rPr>
-          <w:delText>NEW LINES</w:delText>
-        </w:r>
-        <w:r>
-          <w:rPr>
-            <w:rFonts w:ascii="Times New Roman" w:eastAsia="Times New Roman" w:hAnsi="Times New Roman" w:cs="Times New Roman"/>
-            <w:kern w:val="0"/>
-            <w:lang w:eastAsia="en-GB"/>
-            <w14:ligatures w14:val="none"/>
-          </w:rPr>
-          <w:delText>)</w:delText>
-        </w:r>
-        <w:r>
-          <w:rPr>
-            <w:rFonts w:ascii="Times New Roman" w:eastAsia="Times New Roman" w:hAnsi="Times New Roman" w:cs="Times New Roman"/>
-            <w:kern w:val="0"/>
-            <w:lang w:eastAsia="en-GB"/>
-            <w14:ligatures w14:val="none"/>
-          </w:rPr>
-          <w:delText>.</w:delText>
-        </w:r>
-      </w:del>
     </w:p>
     <w:p>
       <w:pPr>
@@ -2495,17 +2293,16 @@
           <w:lang w:eastAsia="en-GB"/>
           <w14:ligatures w14:val="none"/>
         </w:rPr>
-        <w:t xml:space="preserve">” (Lines </w:t>
-      </w:r>
-      <w:r>
-        <w:rPr>
-          <w:rFonts w:ascii="Times New Roman" w:eastAsia="Times New Roman" w:hAnsi="Times New Roman" w:cs="Times New Roman"/>
-          <w:kern w:val="0"/>
-          <w:highlight w:val="yellow"/>
-          <w:lang w:eastAsia="en-GB"/>
-          <w14:ligatures w14:val="none"/>
-        </w:rPr>
-        <w:t>NEW LINES</w:t>
+        <w:t>” (Lines</w:t>
+      </w:r>
+      <w:r>
+        <w:rPr>
+          <w:rFonts w:ascii="Times New Roman" w:eastAsia="Times New Roman" w:hAnsi="Times New Roman" w:cs="Times New Roman"/>
+          <w:kern w:val="0"/>
+          <w:lang w:eastAsia="en-GB"/>
+          <w14:ligatures w14:val="none"/>
+        </w:rPr>
+        <w:t xml:space="preserve"> 64-66</w:t>
       </w:r>
       <w:r>
         <w:rPr>
@@ -2750,26 +2547,16 @@
           <w:lang w:eastAsia="en-GB"/>
           <w14:ligatures w14:val="none"/>
         </w:rPr>
-        <w:t xml:space="preserve"> </w:t>
-      </w:r>
-      <w:r>
-        <w:rPr>
-          <w:rFonts w:ascii="Times New Roman" w:eastAsia="Times New Roman" w:hAnsi="Times New Roman" w:cs="Times New Roman"/>
-          <w:kern w:val="0"/>
-          <w:lang w:eastAsia="en-GB"/>
-          <w14:ligatures w14:val="none"/>
-        </w:rPr>
-        <w:t xml:space="preserve">(Lines </w:t>
-      </w:r>
-      <w:r>
-        <w:rPr>
-          <w:rFonts w:ascii="Times New Roman" w:eastAsia="Times New Roman" w:hAnsi="Times New Roman" w:cs="Times New Roman"/>
-          <w:kern w:val="0"/>
-          <w:highlight w:val="yellow"/>
-          <w:lang w:eastAsia="en-GB"/>
-          <w14:ligatures w14:val="none"/>
-        </w:rPr>
-        <w:t>NEW LINES</w:t>
+        <w:t xml:space="preserve"> (Lines </w:t>
+      </w:r>
+      <w:r>
+        <w:rPr>
+          <w:rFonts w:ascii="Times New Roman" w:eastAsia="Times New Roman" w:hAnsi="Times New Roman" w:cs="Times New Roman"/>
+          <w:kern w:val="0"/>
+          <w:lang w:eastAsia="en-GB"/>
+          <w14:ligatures w14:val="none"/>
+        </w:rPr>
+        <w:t>122, 123</w:t>
       </w:r>
       <w:r>
         <w:rPr>
@@ -3434,11 +3221,10 @@
         <w:rPr>
           <w:rFonts w:ascii="Times New Roman" w:eastAsia="Times New Roman" w:hAnsi="Times New Roman" w:cs="Times New Roman"/>
           <w:kern w:val="0"/>
-          <w:highlight w:val="yellow"/>
-          <w:lang w:eastAsia="en-GB"/>
-          <w14:ligatures w14:val="none"/>
-        </w:rPr>
-        <w:t>NEW LINES</w:t>
+          <w:lang w:eastAsia="en-GB"/>
+          <w14:ligatures w14:val="none"/>
+        </w:rPr>
+        <w:t>43-47</w:t>
       </w:r>
       <w:r>
         <w:rPr>
@@ -3668,25 +3454,6 @@
           <w:lang w:eastAsia="en-GB"/>
           <w14:ligatures w14:val="none"/>
         </w:rPr>
-        <w:t xml:space="preserve">. See lines </w:t>
-      </w:r>
-      <w:r>
-        <w:rPr>
-          <w:rFonts w:ascii="Times New Roman" w:eastAsia="Times New Roman" w:hAnsi="Times New Roman" w:cs="Times New Roman"/>
-          <w:kern w:val="0"/>
-          <w:highlight w:val="yellow"/>
-          <w:lang w:eastAsia="en-GB"/>
-          <w14:ligatures w14:val="none"/>
-        </w:rPr>
-        <w:t>NEW LINES</w:t>
-      </w:r>
-      <w:r>
-        <w:rPr>
-          <w:rFonts w:ascii="Times New Roman" w:eastAsia="Times New Roman" w:hAnsi="Times New Roman" w:cs="Times New Roman"/>
-          <w:kern w:val="0"/>
-          <w:lang w:eastAsia="en-GB"/>
-          <w14:ligatures w14:val="none"/>
-        </w:rPr>
         <w:t>.</w:t>
       </w:r>
     </w:p>
@@ -3769,7 +3536,6 @@
       <w:pPr>
         <w:jc w:val="both"/>
         <w:rPr>
-          <w:ins w:id="14" w:author="Daniel Noble" w:date="2025-06-09T21:19:00Z" w16du:dateUtc="2025-06-09T11:19:00Z"/>
           <w:rFonts w:ascii="Times New Roman" w:eastAsia="Times New Roman" w:hAnsi="Times New Roman" w:cs="Times New Roman"/>
           <w:kern w:val="0"/>
           <w:lang w:eastAsia="en-GB"/>
@@ -3785,6 +3551,7 @@
           <w:lang w:eastAsia="en-GB"/>
           <w14:ligatures w14:val="none"/>
         </w:rPr>
+        <w:lastRenderedPageBreak/>
         <w:t>RESPONSE:</w:t>
       </w:r>
       <w:r>
@@ -3994,14 +3761,13 @@
         <w:rPr>
           <w:color w:val="000000" w:themeColor="text1"/>
         </w:rPr>
-        <w:t xml:space="preserve">” (Lines </w:t>
-      </w:r>
-      <w:r>
-        <w:rPr>
-          <w:color w:val="000000" w:themeColor="text1"/>
-          <w:highlight w:val="yellow"/>
-        </w:rPr>
-        <w:t>NEW LINES</w:t>
+        <w:t>” (Lines</w:t>
+      </w:r>
+      <w:r>
+        <w:rPr>
+          <w:color w:val="000000" w:themeColor="text1"/>
+        </w:rPr>
+        <w:t xml:space="preserve"> 140-144</w:t>
       </w:r>
       <w:r>
         <w:rPr>
@@ -4124,7 +3890,13 @@
         <w:t xml:space="preserve">oscillated between </w:t>
       </w:r>
       <w:r>
-        <w:t xml:space="preserve">44 and 77 </w:t>
+        <w:t>44 and 7</w:t>
+      </w:r>
+      <w:r>
+        <w:t>6</w:t>
+      </w:r>
+      <w:r>
+        <w:t xml:space="preserve"> </w:t>
       </w:r>
       <w:r>
         <w:rPr>
@@ -4148,14 +3920,13 @@
         <w:rPr>
           <w:color w:val="000000" w:themeColor="text1"/>
         </w:rPr>
-        <w:t xml:space="preserve">ines </w:t>
-      </w:r>
-      <w:r>
-        <w:rPr>
-          <w:color w:val="000000" w:themeColor="text1"/>
-          <w:highlight w:val="yellow"/>
-        </w:rPr>
-        <w:t>NEW LINES</w:t>
+        <w:t>ines</w:t>
+      </w:r>
+      <w:r>
+        <w:rPr>
+          <w:color w:val="000000" w:themeColor="text1"/>
+        </w:rPr>
+        <w:t xml:space="preserve"> 157, 158</w:t>
       </w:r>
       <w:r>
         <w:rPr>
@@ -4167,7 +3938,13 @@
         <w:t xml:space="preserve">By the end of the experiment, lizards were between </w:t>
       </w:r>
       <w:r>
-        <w:t>44 and 77 days (mean = 62.6)</w:t>
+        <w:t>44 and 7</w:t>
+      </w:r>
+      <w:r>
+        <w:t>6</w:t>
+      </w:r>
+      <w:r>
+        <w:t xml:space="preserve"> days (mean = 62.6)</w:t>
       </w:r>
       <w:r>
         <w:t xml:space="preserve"> post-hatching</w:t>
@@ -4252,16 +4029,10 @@
         <w:t>position outside the maze.</w:t>
       </w:r>
       <w:r>
-        <w:t xml:space="preserve"> In addition, the position of the overhead light and the experimenter remained fixed throughout the experiment and may have also served as orientation references.</w:t>
-      </w:r>
-      <w:r>
-        <w:t xml:space="preserve">” (Lines </w:t>
-      </w:r>
-      <w:r>
-        <w:rPr>
-          <w:highlight w:val="yellow"/>
-        </w:rPr>
-        <w:t>NEW LINES</w:t>
+        <w:t xml:space="preserve"> In addition, the position of the overhead light and the experimenter remained fixed throughout the experiment and may have also served as orientation references.” (Lines</w:t>
+      </w:r>
+      <w:r>
+        <w:t xml:space="preserve"> 147-149</w:t>
       </w:r>
       <w:r>
         <w:t>).</w:t>
@@ -4307,22 +4078,10 @@
         <w:t xml:space="preserve"> We have now added these details</w:t>
       </w:r>
       <w:r>
-        <w:t>: “</w:t>
-      </w:r>
-      <w:r>
-        <w:t>All lizards were allowed to thermoregulate freely in their home enclosure before each trial, which was performed during the hours of peak activity (1000 – 1400).</w:t>
-      </w:r>
-      <w:r>
-        <w:t xml:space="preserve">” </w:t>
-      </w:r>
-      <w:r>
-        <w:t xml:space="preserve">(Lines </w:t>
-      </w:r>
-      <w:r>
-        <w:rPr>
-          <w:highlight w:val="yellow"/>
-        </w:rPr>
-        <w:t>NEW LINES</w:t>
+        <w:t>: “All lizards were allowed to thermoregulate freely in their home enclosure before each trial, which was performed during the hours of peak activity (1000 – 1400).” (Lines</w:t>
+      </w:r>
+      <w:r>
+        <w:t xml:space="preserve"> 158-160</w:t>
       </w:r>
       <w:r>
         <w:t>)</w:t>
@@ -4500,11 +4259,10 @@
           <w:rFonts w:ascii="Times New Roman" w:eastAsia="Times New Roman" w:hAnsi="Times New Roman" w:cs="Times New Roman"/>
           <w:color w:val="000000" w:themeColor="text1"/>
           <w:kern w:val="0"/>
-          <w:highlight w:val="yellow"/>
-          <w:lang w:eastAsia="en-GB"/>
-          <w14:ligatures w14:val="none"/>
-        </w:rPr>
-        <w:t>NEW LINES</w:t>
+          <w:lang w:eastAsia="en-GB"/>
+          <w14:ligatures w14:val="none"/>
+        </w:rPr>
+        <w:t>106, 107</w:t>
       </w:r>
       <w:r>
         <w:rPr>
@@ -4545,6 +4303,7 @@
           <w:rFonts w:ascii="Times New Roman" w:hAnsi="Times New Roman" w:cs="Times New Roman"/>
           <w:lang w:eastAsia="en-GB"/>
         </w:rPr>
+        <w:lastRenderedPageBreak/>
         <w:t>6. Line 111. Could you frame this in the species' natural context? What are typical/optimal incubation temperatures for L. delicata?</w:t>
       </w:r>
     </w:p>
@@ -4902,7 +4661,7 @@
           <w:lang w:val="en-US" w:eastAsia="en-GB"/>
           <w14:ligatures w14:val="none"/>
         </w:rPr>
-        <w:t xml:space="preserve"> 2023) and reached more stressful temperatures daily as fluctuations occurred around the mean treatment temperature (i.e., 32</w:t>
+        <w:t xml:space="preserve"> 2023) and reached more stressful temperatures daily as fluctuations occurred around the mean treatment temperature (i.e., 3</w:t>
       </w:r>
       <w:r>
         <w:rPr>
@@ -4911,6 +4670,15 @@
           <w:lang w:val="en-US" w:eastAsia="en-GB"/>
           <w14:ligatures w14:val="none"/>
         </w:rPr>
+        <w:t>1</w:t>
+      </w:r>
+      <w:r>
+        <w:rPr>
+          <w:rFonts w:ascii="Times New Roman" w:eastAsia="Times New Roman" w:hAnsi="Times New Roman" w:cs="Times New Roman"/>
+          <w:kern w:val="0"/>
+          <w:lang w:val="en-US" w:eastAsia="en-GB"/>
+          <w14:ligatures w14:val="none"/>
+        </w:rPr>
         <w:t xml:space="preserve"> </w:t>
       </w:r>
       <w:r>
@@ -4935,11 +4703,10 @@
         <w:rPr>
           <w:rFonts w:ascii="Times New Roman" w:eastAsia="Times New Roman" w:hAnsi="Times New Roman" w:cs="Times New Roman"/>
           <w:kern w:val="0"/>
-          <w:highlight w:val="yellow"/>
-          <w:lang w:eastAsia="en-GB"/>
-          <w14:ligatures w14:val="none"/>
-        </w:rPr>
-        <w:t>NEW LINES</w:t>
+          <w:lang w:eastAsia="en-GB"/>
+          <w14:ligatures w14:val="none"/>
+        </w:rPr>
+        <w:t>124-132</w:t>
       </w:r>
       <w:r>
         <w:rPr>
@@ -5166,46 +4933,6 @@
       <w:r>
         <w:rPr>
           <w:rFonts w:ascii="Times New Roman" w:eastAsia="Times New Roman" w:hAnsi="Times New Roman" w:cs="Times New Roman"/>
-          <w:kern w:val="0"/>
-          <w:lang w:eastAsia="en-GB"/>
-          <w14:ligatures w14:val="none"/>
-        </w:rPr>
-        <w:t xml:space="preserve"> </w:t>
-      </w:r>
-      <w:r>
-        <w:rPr>
-          <w:rFonts w:ascii="Times New Roman" w:eastAsia="Times New Roman" w:hAnsi="Times New Roman" w:cs="Times New Roman"/>
-          <w:color w:val="000000" w:themeColor="text1"/>
-          <w:kern w:val="0"/>
-          <w:lang w:eastAsia="en-GB"/>
-          <w14:ligatures w14:val="none"/>
-        </w:rPr>
-        <w:t xml:space="preserve">(Lines </w:t>
-      </w:r>
-      <w:r>
-        <w:rPr>
-          <w:rFonts w:ascii="Times New Roman" w:eastAsia="Times New Roman" w:hAnsi="Times New Roman" w:cs="Times New Roman"/>
-          <w:color w:val="000000" w:themeColor="text1"/>
-          <w:kern w:val="0"/>
-          <w:highlight w:val="yellow"/>
-          <w:lang w:eastAsia="en-GB"/>
-          <w14:ligatures w14:val="none"/>
-        </w:rPr>
-        <w:t>NEW LINES</w:t>
-      </w:r>
-      <w:r>
-        <w:rPr>
-          <w:rFonts w:ascii="Times New Roman" w:eastAsia="Times New Roman" w:hAnsi="Times New Roman" w:cs="Times New Roman"/>
-          <w:color w:val="000000" w:themeColor="text1"/>
-          <w:kern w:val="0"/>
-          <w:lang w:eastAsia="en-GB"/>
-          <w14:ligatures w14:val="none"/>
-        </w:rPr>
-        <w:t>)</w:t>
-      </w:r>
-      <w:r>
-        <w:rPr>
-          <w:rFonts w:ascii="Times New Roman" w:eastAsia="Times New Roman" w:hAnsi="Times New Roman" w:cs="Times New Roman"/>
           <w:color w:val="000000" w:themeColor="text1"/>
           <w:kern w:val="0"/>
           <w:lang w:eastAsia="en-GB"/>
@@ -5401,11 +5128,10 @@
         <w:rPr>
           <w:rFonts w:ascii="Times New Roman" w:eastAsia="Times New Roman" w:hAnsi="Times New Roman" w:cs="Times New Roman"/>
           <w:kern w:val="0"/>
-          <w:highlight w:val="yellow"/>
-          <w:lang w:eastAsia="en-GB"/>
-          <w14:ligatures w14:val="none"/>
-        </w:rPr>
-        <w:t>NEW LINES</w:t>
+          <w:lang w:eastAsia="en-GB"/>
+          <w14:ligatures w14:val="none"/>
+        </w:rPr>
+        <w:t>Lines 141-144</w:t>
       </w:r>
       <w:r>
         <w:rPr>
@@ -5474,11 +5200,10 @@
         <w:rPr>
           <w:rFonts w:ascii="Times New Roman" w:eastAsia="Times New Roman" w:hAnsi="Times New Roman" w:cs="Times New Roman"/>
           <w:kern w:val="0"/>
-          <w:highlight w:val="yellow"/>
-          <w:lang w:eastAsia="en-GB"/>
-          <w14:ligatures w14:val="none"/>
-        </w:rPr>
-        <w:t>NEW LINES</w:t>
+          <w:lang w:eastAsia="en-GB"/>
+          <w14:ligatures w14:val="none"/>
+        </w:rPr>
+        <w:t>Lines 160-162</w:t>
       </w:r>
       <w:r>
         <w:rPr>
@@ -5577,7 +5302,6 @@
           <w:lang w:eastAsia="en-GB"/>
           <w14:ligatures w14:val="none"/>
         </w:rPr>
-        <w:lastRenderedPageBreak/>
         <w:t>RESPONSE:</w:t>
       </w:r>
       <w:r>
@@ -5607,7 +5331,17 @@
           <w:lang w:eastAsia="en-GB"/>
           <w14:ligatures w14:val="none"/>
         </w:rPr>
-        <w:t xml:space="preserve">In our analyses, each error was considered as a visit to an incorrect arm, independently of whether the arm had been visited before or nor. We have clarified this </w:t>
+        <w:t xml:space="preserve">In our analyses, each error was considered as a visit to an incorrect arm, independently of whether the arm had been visited </w:t>
+      </w:r>
+      <w:r>
+        <w:rPr>
+          <w:rFonts w:ascii="Times New Roman" w:eastAsia="Times New Roman" w:hAnsi="Times New Roman" w:cs="Times New Roman"/>
+          <w:kern w:val="0"/>
+          <w:lang w:eastAsia="en-GB"/>
+          <w14:ligatures w14:val="none"/>
+        </w:rPr>
+        <w:lastRenderedPageBreak/>
+        <w:t xml:space="preserve">before or nor. We have clarified this </w:t>
       </w:r>
       <w:r>
         <w:rPr>
@@ -5645,26 +5379,23 @@
         </w:rPr>
         <w:t>” (</w:t>
       </w:r>
-      <w:ins w:id="15" w:author="Pablo Recio Santiago" w:date="2025-06-10T10:53:00Z" w16du:dateUtc="2025-06-10T00:53:00Z">
-        <w:r>
-          <w:rPr>
-            <w:rFonts w:ascii="Times New Roman" w:eastAsia="Times New Roman" w:hAnsi="Times New Roman" w:cs="Times New Roman"/>
-            <w:kern w:val="0"/>
-            <w:lang w:eastAsia="en-GB"/>
-            <w14:ligatures w14:val="none"/>
-          </w:rPr>
-          <w:t xml:space="preserve">Lines </w:t>
-        </w:r>
-      </w:ins>
-      <w:r>
-        <w:rPr>
-          <w:rFonts w:ascii="Times New Roman" w:eastAsia="Times New Roman" w:hAnsi="Times New Roman" w:cs="Times New Roman"/>
-          <w:kern w:val="0"/>
-          <w:highlight w:val="yellow"/>
-          <w:lang w:eastAsia="en-GB"/>
-          <w14:ligatures w14:val="none"/>
-        </w:rPr>
-        <w:t>NEW LINES</w:t>
+      <w:r>
+        <w:rPr>
+          <w:rFonts w:ascii="Times New Roman" w:eastAsia="Times New Roman" w:hAnsi="Times New Roman" w:cs="Times New Roman"/>
+          <w:kern w:val="0"/>
+          <w:lang w:eastAsia="en-GB"/>
+          <w14:ligatures w14:val="none"/>
+        </w:rPr>
+        <w:t xml:space="preserve">Lines </w:t>
+      </w:r>
+      <w:r>
+        <w:rPr>
+          <w:rFonts w:ascii="Times New Roman" w:eastAsia="Times New Roman" w:hAnsi="Times New Roman" w:cs="Times New Roman"/>
+          <w:kern w:val="0"/>
+          <w:lang w:eastAsia="en-GB"/>
+          <w14:ligatures w14:val="none"/>
+        </w:rPr>
+        <w:t>143, 144</w:t>
       </w:r>
       <w:r>
         <w:rPr>
@@ -5777,102 +5508,114 @@
         </w:rPr>
         <w:t>.</w:t>
       </w:r>
-      <w:ins w:id="16" w:author="Pablo Recio Santiago" w:date="2025-06-10T10:53:00Z" w16du:dateUtc="2025-06-10T00:53:00Z">
-        <w:r>
-          <w:rPr>
-            <w:rFonts w:ascii="Times New Roman" w:eastAsia="Times New Roman" w:hAnsi="Times New Roman" w:cs="Times New Roman"/>
-            <w:kern w:val="0"/>
-            <w:lang w:eastAsia="en-GB"/>
-            <w14:ligatures w14:val="none"/>
-          </w:rPr>
-          <w:t xml:space="preserve"> We have also included that information on the main Results text: “</w:t>
-        </w:r>
-      </w:ins>
-      <w:ins w:id="17" w:author="Pablo Recio Santiago" w:date="2025-06-10T10:54:00Z" w16du:dateUtc="2025-06-10T00:54:00Z">
-        <w:r>
-          <w:rPr>
-            <w:rFonts w:ascii="Times New Roman" w:eastAsia="Times New Roman" w:hAnsi="Times New Roman" w:cs="Times New Roman"/>
-            <w:kern w:val="0"/>
-            <w:lang w:eastAsia="en-GB"/>
-            <w14:ligatures w14:val="none"/>
-          </w:rPr>
-          <w:t xml:space="preserve">Mean estimated clutch effects in the univariate models ranged from 0.073 to 0.192 (see Table S3). Mean estimated effect of lizard identity on the learning slopes was </w:t>
-        </w:r>
-        <w:r>
-          <w:rPr>
-            <w:rFonts w:ascii="Times New Roman" w:eastAsia="Times New Roman" w:hAnsi="Times New Roman" w:cs="Times New Roman"/>
-            <w:kern w:val="0"/>
-            <w:lang w:eastAsia="en-GB"/>
-            <w14:ligatures w14:val="none"/>
-          </w:rPr>
-          <w:t xml:space="preserve">0.20 </w:t>
-        </w:r>
-        <w:r>
-          <w:rPr>
-            <w:rFonts w:ascii="Times New Roman" w:eastAsia="Times New Roman" w:hAnsi="Times New Roman" w:cs="Times New Roman"/>
-            <w:kern w:val="0"/>
-            <w:lang w:eastAsia="en-GB"/>
-            <w14:ligatures w14:val="none"/>
-          </w:rPr>
-          <w:t>(90% CI = [</w:t>
-        </w:r>
-        <w:r>
-          <w:rPr>
-            <w:rFonts w:ascii="Times New Roman" w:eastAsia="Times New Roman" w:hAnsi="Times New Roman" w:cs="Times New Roman"/>
-            <w:kern w:val="0"/>
-            <w:lang w:eastAsia="en-GB"/>
-            <w14:ligatures w14:val="none"/>
-          </w:rPr>
-          <w:t>0.062, 0.32</w:t>
-        </w:r>
-        <w:r>
-          <w:rPr>
-            <w:rFonts w:ascii="Times New Roman" w:eastAsia="Times New Roman" w:hAnsi="Times New Roman" w:cs="Times New Roman"/>
-            <w:kern w:val="0"/>
-            <w:lang w:eastAsia="en-GB"/>
-            <w14:ligatures w14:val="none"/>
-          </w:rPr>
-          <w:t>]).</w:t>
-        </w:r>
-      </w:ins>
-      <w:ins w:id="18" w:author="Pablo Recio Santiago" w:date="2025-06-10T10:53:00Z" w16du:dateUtc="2025-06-10T00:53:00Z">
-        <w:r>
-          <w:rPr>
-            <w:rFonts w:ascii="Times New Roman" w:eastAsia="Times New Roman" w:hAnsi="Times New Roman" w:cs="Times New Roman"/>
-            <w:kern w:val="0"/>
-            <w:lang w:eastAsia="en-GB"/>
-            <w14:ligatures w14:val="none"/>
-          </w:rPr>
-          <w:t xml:space="preserve">” (Lines </w:t>
-        </w:r>
-        <w:r>
-          <w:rPr>
-            <w:rFonts w:ascii="Times New Roman" w:eastAsia="Times New Roman" w:hAnsi="Times New Roman" w:cs="Times New Roman"/>
-            <w:kern w:val="0"/>
-            <w:highlight w:val="yellow"/>
-            <w:lang w:eastAsia="en-GB"/>
-            <w14:ligatures w14:val="none"/>
-            <w:rPrChange w:id="19" w:author="Pablo Recio Santiago" w:date="2025-06-10T10:53:00Z" w16du:dateUtc="2025-06-10T00:53:00Z">
-              <w:rPr>
-                <w:rFonts w:ascii="Times New Roman" w:eastAsia="Times New Roman" w:hAnsi="Times New Roman" w:cs="Times New Roman"/>
-                <w:kern w:val="0"/>
-                <w:lang w:eastAsia="en-GB"/>
-                <w14:ligatures w14:val="none"/>
-              </w:rPr>
-            </w:rPrChange>
-          </w:rPr>
-          <w:t>NEW LINES</w:t>
-        </w:r>
-        <w:r>
-          <w:rPr>
-            <w:rFonts w:ascii="Times New Roman" w:eastAsia="Times New Roman" w:hAnsi="Times New Roman" w:cs="Times New Roman"/>
-            <w:kern w:val="0"/>
-            <w:lang w:eastAsia="en-GB"/>
-            <w14:ligatures w14:val="none"/>
-          </w:rPr>
-          <w:t>)</w:t>
-        </w:r>
-      </w:ins>
+      <w:r>
+        <w:rPr>
+          <w:rFonts w:ascii="Times New Roman" w:eastAsia="Times New Roman" w:hAnsi="Times New Roman" w:cs="Times New Roman"/>
+          <w:kern w:val="0"/>
+          <w:lang w:eastAsia="en-GB"/>
+          <w14:ligatures w14:val="none"/>
+        </w:rPr>
+        <w:t xml:space="preserve"> We have also included that information on the main Results text: “</w:t>
+      </w:r>
+      <w:r>
+        <w:rPr>
+          <w:rFonts w:ascii="Times New Roman" w:eastAsia="Times New Roman" w:hAnsi="Times New Roman" w:cs="Times New Roman"/>
+          <w:kern w:val="0"/>
+          <w:lang w:eastAsia="en-GB"/>
+          <w14:ligatures w14:val="none"/>
+        </w:rPr>
+        <w:t>Univariate models suggested some variation between clutches for all the response variables as summarized in Table S3. We also found some variation across individuals in learning rates</w:t>
+      </w:r>
+      <w:r>
+        <w:rPr>
+          <w:rFonts w:ascii="Times New Roman" w:eastAsia="Times New Roman" w:hAnsi="Times New Roman" w:cs="Times New Roman"/>
+          <w:kern w:val="0"/>
+          <w:lang w:eastAsia="en-GB"/>
+          <w14:ligatures w14:val="none"/>
+        </w:rPr>
+        <w:t xml:space="preserve"> </w:t>
+      </w:r>
+      <w:r>
+        <w:rPr>
+          <w:rFonts w:ascii="Times New Roman" w:eastAsia="Times New Roman" w:hAnsi="Times New Roman" w:cs="Times New Roman"/>
+          <w:kern w:val="0"/>
+          <w:lang w:eastAsia="en-GB"/>
+          <w14:ligatures w14:val="none"/>
+        </w:rPr>
+        <w:t xml:space="preserve">(SD trial slope = </w:t>
+      </w:r>
+      <w:r>
+        <w:rPr>
+          <w:rFonts w:ascii="Times New Roman" w:eastAsia="Times New Roman" w:hAnsi="Times New Roman" w:cs="Times New Roman"/>
+          <w:kern w:val="0"/>
+          <w:lang w:eastAsia="en-GB"/>
+          <w14:ligatures w14:val="none"/>
+        </w:rPr>
+        <w:t>0.20</w:t>
+      </w:r>
+      <w:r>
+        <w:rPr>
+          <w:rFonts w:ascii="Times New Roman" w:eastAsia="Times New Roman" w:hAnsi="Times New Roman" w:cs="Times New Roman"/>
+          <w:kern w:val="0"/>
+          <w:lang w:eastAsia="en-GB"/>
+          <w14:ligatures w14:val="none"/>
+        </w:rPr>
+        <w:t>; 95</w:t>
+      </w:r>
+      <w:r>
+        <w:rPr>
+          <w:rFonts w:ascii="Times New Roman" w:eastAsia="Times New Roman" w:hAnsi="Times New Roman" w:cs="Times New Roman"/>
+          <w:kern w:val="0"/>
+          <w:lang w:eastAsia="en-GB"/>
+          <w14:ligatures w14:val="none"/>
+        </w:rPr>
+        <w:t>% CI = [</w:t>
+      </w:r>
+      <w:r>
+        <w:rPr>
+          <w:rFonts w:ascii="Times New Roman" w:eastAsia="Times New Roman" w:hAnsi="Times New Roman" w:cs="Times New Roman"/>
+          <w:kern w:val="0"/>
+          <w:lang w:eastAsia="en-GB"/>
+          <w14:ligatures w14:val="none"/>
+        </w:rPr>
+        <w:t>0.062, 0.32</w:t>
+      </w:r>
+      <w:r>
+        <w:rPr>
+          <w:rFonts w:ascii="Times New Roman" w:eastAsia="Times New Roman" w:hAnsi="Times New Roman" w:cs="Times New Roman"/>
+          <w:kern w:val="0"/>
+          <w:lang w:eastAsia="en-GB"/>
+          <w14:ligatures w14:val="none"/>
+        </w:rPr>
+        <w:t>]).</w:t>
+      </w:r>
+      <w:r>
+        <w:rPr>
+          <w:rFonts w:ascii="Times New Roman" w:eastAsia="Times New Roman" w:hAnsi="Times New Roman" w:cs="Times New Roman"/>
+          <w:kern w:val="0"/>
+          <w:lang w:eastAsia="en-GB"/>
+          <w14:ligatures w14:val="none"/>
+        </w:rPr>
+        <w:t>” (Lines</w:t>
+      </w:r>
+      <w:r>
+        <w:rPr>
+          <w:rFonts w:ascii="Times New Roman" w:eastAsia="Times New Roman" w:hAnsi="Times New Roman" w:cs="Times New Roman"/>
+          <w:kern w:val="0"/>
+          <w:lang w:eastAsia="en-GB"/>
+          <w14:ligatures w14:val="none"/>
+        </w:rPr>
+        <w:t xml:space="preserve"> 247-249</w:t>
+      </w:r>
+      <w:r>
+        <w:rPr>
+          <w:rFonts w:ascii="Times New Roman" w:eastAsia="Times New Roman" w:hAnsi="Times New Roman" w:cs="Times New Roman"/>
+          <w:kern w:val="0"/>
+          <w:lang w:eastAsia="en-GB"/>
+          <w14:ligatures w14:val="none"/>
+        </w:rPr>
+        <w:t>)</w:t>
+      </w:r>
     </w:p>
     <w:sectPr>
       <w:pgSz w:w="11906" w:h="16838"/>
@@ -6364,17 +6107,6 @@
     <w:abstractNumId w:val="2"/>
   </w:num>
 </w:numbering>
-</file>
-
-<file path=word/people.xml><?xml version="1.0" encoding="utf-8"?>
-<w15:people xmlns:wpc="http://schemas.microsoft.com/office/word/2010/wordprocessingCanvas" xmlns:cx="http://schemas.microsoft.com/office/drawing/2014/chartex" xmlns:cx1="http://schemas.microsoft.com/office/drawing/2015/9/8/chartex" xmlns:cx2="http://schemas.microsoft.com/office/drawing/2015/10/21/chartex" xmlns:cx3="http://schemas.microsoft.com/office/drawing/2016/5/9/chartex" xmlns:cx4="http://schemas.microsoft.com/office/drawing/2016/5/10/chartex" xmlns:cx5="http://schemas.microsoft.com/office/drawing/2016/5/11/chartex" xmlns:cx6="http://schemas.microsoft.com/office/drawing/2016/5/12/chartex" xmlns:cx7="http://schemas.microsoft.com/office/drawing/2016/5/13/chartex" xmlns:cx8="http://schemas.microsoft.com/office/drawing/2016/5/14/chartex" xmlns:mc="http://schemas.openxmlformats.org/markup-compatibility/2006" xmlns:aink="http://schemas.microsoft.com/office/drawing/2016/ink" xmlns:am3d="http://schemas.microsoft.com/office/drawing/2017/model3d" xmlns:o="urn:schemas-microsoft-com:office:office" xmlns:oel="http://schemas.microsoft.com/office/2019/extlst" xmlns:r="http://schemas.openxmlformats.org/officeDocument/2006/relationships" xmlns:m="http://schemas.openxmlformats.org/officeDocument/2006/math" xmlns:v="urn:schemas-microsoft-com:vml" xmlns:wp14="http://schemas.microsoft.com/office/word/2010/wordprocessingDrawing" xmlns:wp="http://schemas.openxmlformats.org/drawingml/2006/wordprocessingDrawing" xmlns:w10="urn:schemas-microsoft-com:office:word" xmlns:w="http://schemas.openxmlformats.org/wordprocessingml/2006/main" xmlns:w14="http://schemas.microsoft.com/office/word/2010/wordml" xmlns:w15="http://schemas.microsoft.com/office/word/2012/wordml" xmlns:w16cex="http://schemas.microsoft.com/office/word/2018/wordml/cex" xmlns:w16cid="http://schemas.microsoft.com/office/word/2016/wordml/cid" xmlns:w16="http://schemas.microsoft.com/office/word/2018/wordml" xmlns:w16du="http://schemas.microsoft.com/office/word/2023/wordml/word16du" xmlns:w16sdtdh="http://schemas.microsoft.com/office/word/2020/wordml/sdtdatahash" xmlns:w16sdtfl="http://schemas.microsoft.com/office/word/2024/wordml/sdtformatlock" xmlns:w16se="http://schemas.microsoft.com/office/word/2015/wordml/symex" xmlns:wpg="http://schemas.microsoft.com/office/word/2010/wordprocessingGroup" xmlns:wpi="http://schemas.microsoft.com/office/word/2010/wordprocessingInk" xmlns:wne="http://schemas.microsoft.com/office/word/2006/wordml" xmlns:wps="http://schemas.microsoft.com/office/word/2010/wordprocessingShape" mc:Ignorable="w14 w15 w16se w16cid w16 w16cex w16sdtdh w16sdtfl w16du wp14">
-  <w15:person w15:author="Daniel Noble">
-    <w15:presenceInfo w15:providerId="AD" w15:userId="S::u5062688@anu.edu.au::cd1442c4-8911-414d-88db-662b5685b55e"/>
-  </w15:person>
-  <w15:person w15:author="Pablo Recio Santiago">
-    <w15:presenceInfo w15:providerId="AD" w15:userId="S::u7409838@anu.edu.au::a34932a4-2f5f-4cbd-b3e5-1b1a65eac0e3"/>
-  </w15:person>
-</w15:people>
 </file>
 
 <file path=word/styles.xml><?xml version="1.0" encoding="utf-8"?>
